--- a/labs/lab01/report/report.docx
+++ b/labs/lab01/report/report.docx
@@ -1444,261 +1444,144 @@
     </w:p>
     <w:p>
       <w:pPr>
-        <w:numPr>
-          <w:ilvl w:val="0"/>
-          <w:numId w:val="1001"/>
-        </w:numPr>
-      </w:pPr>
-      <w:r>
-        <w:t xml:space="preserve">Учетная запись пользователя содержит следующую информацию: имя пользователя (логин), UID (идентификатор пользователя), GID (идентификатор основной группы), домашний каталог, используемую командную оболочку (shell), а также пароль в зашифрованном виде, хранящийся отдельно в файле /etc/shadow. Вся основная информация хранится в файле /etc/passwd.</w:t>
-      </w:r>
-    </w:p>
-    <w:p>
-      <w:pPr>
-        <w:numPr>
-          <w:ilvl w:val="0"/>
-          <w:numId w:val="1001"/>
-        </w:numPr>
-      </w:pPr>
-      <w:r>
-        <w:t xml:space="preserve">Команды терминала:</w:t>
-      </w:r>
-    </w:p>
-    <w:p>
-      <w:pPr>
-        <w:pStyle w:val="Compact"/>
-        <w:numPr>
-          <w:ilvl w:val="1"/>
-          <w:numId w:val="1002"/>
-        </w:numPr>
-      </w:pPr>
-      <w:r>
-        <w:t xml:space="preserve">Для получения справки по команде: man ls или ls –help</w:t>
-      </w:r>
-    </w:p>
-    <w:p>
-      <w:pPr>
-        <w:pStyle w:val="Compact"/>
-        <w:numPr>
-          <w:ilvl w:val="1"/>
-          <w:numId w:val="1002"/>
-        </w:numPr>
-      </w:pPr>
-      <w:r>
-        <w:t xml:space="preserve">Для перемещения по файловой системе: cd /home/user/Documents</w:t>
-      </w:r>
-    </w:p>
-    <w:p>
-      <w:pPr>
-        <w:pStyle w:val="Compact"/>
-        <w:numPr>
-          <w:ilvl w:val="1"/>
-          <w:numId w:val="1002"/>
-        </w:numPr>
-      </w:pPr>
-      <w:r>
-        <w:t xml:space="preserve">Для просмотра содержимого каталога: ls -la /home/user</w:t>
-      </w:r>
-    </w:p>
-    <w:p>
-      <w:pPr>
-        <w:pStyle w:val="Compact"/>
-        <w:numPr>
-          <w:ilvl w:val="1"/>
-          <w:numId w:val="1002"/>
-        </w:numPr>
-      </w:pPr>
-      <w:r>
-        <w:t xml:space="preserve">Для определения объёма каталога: du -sh /home/user</w:t>
-      </w:r>
-    </w:p>
-    <w:p>
-      <w:pPr>
-        <w:pStyle w:val="Compact"/>
-        <w:numPr>
-          <w:ilvl w:val="1"/>
-          <w:numId w:val="1002"/>
-        </w:numPr>
-      </w:pPr>
-      <w:r>
-        <w:t xml:space="preserve">Для создания каталога: mkdir newdir</w:t>
-      </w:r>
-    </w:p>
-    <w:p>
-      <w:pPr>
-        <w:pStyle w:val="Compact"/>
-        <w:numPr>
-          <w:ilvl w:val="1"/>
-          <w:numId w:val="1002"/>
-        </w:numPr>
-      </w:pPr>
-      <w:r>
-        <w:t xml:space="preserve">Для удаления каталога: rm -r newdir</w:t>
-      </w:r>
-    </w:p>
-    <w:p>
-      <w:pPr>
-        <w:pStyle w:val="Compact"/>
-        <w:numPr>
-          <w:ilvl w:val="1"/>
-          <w:numId w:val="1002"/>
-        </w:numPr>
-      </w:pPr>
-      <w:r>
-        <w:t xml:space="preserve">Для создания файла: touch newfile.txt</w:t>
-      </w:r>
-    </w:p>
-    <w:p>
-      <w:pPr>
-        <w:pStyle w:val="Compact"/>
-        <w:numPr>
-          <w:ilvl w:val="1"/>
-          <w:numId w:val="1002"/>
-        </w:numPr>
-      </w:pPr>
-      <w:r>
-        <w:t xml:space="preserve">Для удаления файла: rm newfile.txt</w:t>
-      </w:r>
-    </w:p>
-    <w:p>
-      <w:pPr>
-        <w:pStyle w:val="Compact"/>
-        <w:numPr>
-          <w:ilvl w:val="1"/>
-          <w:numId w:val="1002"/>
-        </w:numPr>
-      </w:pPr>
-      <w:r>
-        <w:t xml:space="preserve">Для задания определённых прав на файл/каталог: chmod 755 script.sh</w:t>
-      </w:r>
-    </w:p>
-    <w:p>
-      <w:pPr>
-        <w:pStyle w:val="Compact"/>
-        <w:numPr>
-          <w:ilvl w:val="1"/>
-          <w:numId w:val="1002"/>
-        </w:numPr>
-      </w:pPr>
-      <w:r>
-        <w:t xml:space="preserve">Для просмотра истории команд: history</w:t>
-      </w:r>
-    </w:p>
-    <w:p>
-      <w:pPr>
-        <w:numPr>
-          <w:ilvl w:val="0"/>
-          <w:numId w:val="1001"/>
-        </w:numPr>
-      </w:pPr>
-      <w:r>
-        <w:t xml:space="preserve">Файловая система — это способ организации и хранения данных на диске или другом носителе. Она определяет структуру каталогов и файлов, а также правила доступа к ним. Примеры:</w:t>
-      </w:r>
-    </w:p>
-    <w:p>
-      <w:pPr>
-        <w:pStyle w:val="Compact"/>
-        <w:numPr>
-          <w:ilvl w:val="1"/>
-          <w:numId w:val="1003"/>
-        </w:numPr>
-      </w:pPr>
-      <w:r>
-        <w:t xml:space="preserve">ext4 — журналируемая файловая система, используемая в Linux по умолчанию, поддерживает файлы до 16 ТБ и тома до 1 ЭБ</w:t>
-      </w:r>
-    </w:p>
-    <w:p>
-      <w:pPr>
-        <w:pStyle w:val="Compact"/>
-        <w:numPr>
-          <w:ilvl w:val="1"/>
-          <w:numId w:val="1003"/>
-        </w:numPr>
-      </w:pPr>
-      <w:r>
-        <w:t xml:space="preserve">NTFS — файловая система Windows с поддержкой больших файлов, прав доступа, шифрования и журналирования</w:t>
-      </w:r>
-    </w:p>
-    <w:p>
-      <w:pPr>
-        <w:pStyle w:val="Compact"/>
-        <w:numPr>
-          <w:ilvl w:val="1"/>
-          <w:numId w:val="1003"/>
-        </w:numPr>
-      </w:pPr>
-      <w:r>
-        <w:t xml:space="preserve">FAT32 — старая файловая система с ограничением на размер файла 4 ГБ и тома до 2 ТБ, широко поддерживается разными устройствами</w:t>
-      </w:r>
-    </w:p>
-    <w:p>
-      <w:pPr>
-        <w:pStyle w:val="Compact"/>
-        <w:numPr>
-          <w:ilvl w:val="1"/>
-          <w:numId w:val="1003"/>
-        </w:numPr>
-      </w:pPr>
-      <w:r>
-        <w:t xml:space="preserve">XFS — высокопроизводительная журналируемая файловая система, оптимизированная для больших файлов и параллельных операций ввода-вывода</w:t>
-      </w:r>
-    </w:p>
-    <w:p>
-      <w:pPr>
-        <w:numPr>
-          <w:ilvl w:val="0"/>
-          <w:numId w:val="1001"/>
-        </w:numPr>
-      </w:pPr>
-      <w:r>
-        <w:t xml:space="preserve">Чтобы посмотреть, какие файловые системы подмонтированы в ОС, используются команды mount или df. Примеры: mount или df -h</w:t>
-      </w:r>
-    </w:p>
-    <w:p>
-      <w:pPr>
-        <w:numPr>
-          <w:ilvl w:val="0"/>
-          <w:numId w:val="1001"/>
-        </w:numPr>
-      </w:pPr>
-      <w:r>
-        <w:t xml:space="preserve">Чтобы удалить зависший процесс, нужно найти его PID с помощью команд ps или top, а затем использовать команду kill. Если процесс не завершается обычным сигналом, используется kill -9. Примеры:</w:t>
-      </w:r>
-    </w:p>
-    <w:p>
-      <w:pPr>
-        <w:pStyle w:val="Compact"/>
-        <w:numPr>
-          <w:ilvl w:val="1"/>
-          <w:numId w:val="1004"/>
-        </w:numPr>
-      </w:pPr>
-      <w:r>
-        <w:t xml:space="preserve">ps aux | grep processname</w:t>
-      </w:r>
-    </w:p>
-    <w:p>
-      <w:pPr>
-        <w:pStyle w:val="Compact"/>
-        <w:numPr>
-          <w:ilvl w:val="1"/>
-          <w:numId w:val="1004"/>
-        </w:numPr>
-      </w:pPr>
-      <w:r>
-        <w:t xml:space="preserve">kill 1234 (где 1234 — PID процесса)</w:t>
-      </w:r>
-    </w:p>
-    <w:p>
-      <w:pPr>
-        <w:pStyle w:val="Compact"/>
-        <w:numPr>
-          <w:ilvl w:val="1"/>
-          <w:numId w:val="1004"/>
-        </w:numPr>
-      </w:pPr>
-      <w:r>
-        <w:t xml:space="preserve">kill -9 1234 (принудительное завершение)</w:t>
+        <w:pStyle w:val="BodyText"/>
+      </w:pPr>
+      <w:r>
+        <w:t xml:space="preserve">1.Учетная запись пользователя содержит следующую информацию: имя пользователя (логин), UID (идентификатор пользователя), GID (идентификатор основной группы), домашний каталог, используемую командную оболочку (shell), а также пароль в зашифрованном виде, хранящийся отдельно в файле /etc/shadow. Вся основная информация хранится в файле /etc/passwd.</w:t>
+      </w:r>
+    </w:p>
+    <w:p>
+      <w:pPr>
+        <w:pStyle w:val="BodyText"/>
+      </w:pPr>
+      <w:r>
+        <w:t xml:space="preserve">2.Команды терминала:</w:t>
+      </w:r>
+      <w:r>
+        <w:t xml:space="preserve"> </w:t>
+      </w:r>
+      <w:r>
+        <w:t xml:space="preserve">- Для получения справки по команде: man ls или ls –help</w:t>
+      </w:r>
+      <w:r>
+        <w:t xml:space="preserve"> </w:t>
+      </w:r>
+      <w:r>
+        <w:t xml:space="preserve">- Для перемещения по файловой системе: cd /home/user/Documents</w:t>
+      </w:r>
+      <w:r>
+        <w:t xml:space="preserve"> </w:t>
+      </w:r>
+      <w:r>
+        <w:t xml:space="preserve">- Для просмотра содержимого каталога: ls -la /home/user</w:t>
+      </w:r>
+      <w:r>
+        <w:t xml:space="preserve"> </w:t>
+      </w:r>
+      <w:r>
+        <w:t xml:space="preserve">- Для определения объёма каталога: du -sh /home/user</w:t>
+      </w:r>
+      <w:r>
+        <w:t xml:space="preserve"> </w:t>
+      </w:r>
+      <w:r>
+        <w:t xml:space="preserve">- Для создания каталога: mkdir newdir</w:t>
+      </w:r>
+      <w:r>
+        <w:t xml:space="preserve"> </w:t>
+      </w:r>
+      <w:r>
+        <w:t xml:space="preserve">- Для удаления каталога: rm -r newdir</w:t>
+      </w:r>
+      <w:r>
+        <w:t xml:space="preserve"> </w:t>
+      </w:r>
+      <w:r>
+        <w:t xml:space="preserve">- Для создания файла: touch newfile.txt</w:t>
+      </w:r>
+      <w:r>
+        <w:t xml:space="preserve"> </w:t>
+      </w:r>
+      <w:r>
+        <w:t xml:space="preserve">- Для удаления файла: rm newfile.txt</w:t>
+      </w:r>
+      <w:r>
+        <w:t xml:space="preserve"> </w:t>
+      </w:r>
+      <w:r>
+        <w:t xml:space="preserve">- Для задания определённых прав на файл/каталог: chmod 755 script.sh</w:t>
+      </w:r>
+      <w:r>
+        <w:t xml:space="preserve"> </w:t>
+      </w:r>
+      <w:r>
+        <w:t xml:space="preserve">- Для просмотра истории команд: history</w:t>
+      </w:r>
+    </w:p>
+    <w:p>
+      <w:pPr>
+        <w:pStyle w:val="BodyText"/>
+      </w:pPr>
+      <w:r>
+        <w:t xml:space="preserve">3.Файловая система — это способ организации и хранения данных на диске или другом носителе. Она определяет структуру каталогов и файлов, а также правила доступа к ним. Примеры:</w:t>
+      </w:r>
+      <w:r>
+        <w:t xml:space="preserve"> </w:t>
+      </w:r>
+      <w:r>
+        <w:t xml:space="preserve">- ext4 — журналируемая файловая система, используемая в Linux по умолчанию, поддерживает файлы до 16 ТБ и тома до 1 ЭБ</w:t>
+      </w:r>
+      <w:r>
+        <w:t xml:space="preserve"> </w:t>
+      </w:r>
+      <w:r>
+        <w:t xml:space="preserve">- NTFS — файловая система Windows с поддержкой больших файлов, прав доступа, шифрования и журналирования</w:t>
+      </w:r>
+      <w:r>
+        <w:t xml:space="preserve"> </w:t>
+      </w:r>
+      <w:r>
+        <w:t xml:space="preserve">- FAT32 — старая файловая система с ограничением на размер файла 4 ГБ и тома до 2 ТБ, широко поддерживается разными устройствами</w:t>
+      </w:r>
+      <w:r>
+        <w:t xml:space="preserve"> </w:t>
+      </w:r>
+      <w:r>
+        <w:t xml:space="preserve">- XFS — высокопроизводительная журналируемая файловая система, оптимизированная для больших файлов и параллельных операций ввода-вывода</w:t>
+      </w:r>
+    </w:p>
+    <w:p>
+      <w:pPr>
+        <w:pStyle w:val="BodyText"/>
+      </w:pPr>
+      <w:r>
+        <w:t xml:space="preserve">4.Чтобы посмотреть, какие файловые системы подмонтированы в ОС, используются команды mount или df. Примеры: mount или df -h</w:t>
+      </w:r>
+    </w:p>
+    <w:p>
+      <w:pPr>
+        <w:pStyle w:val="BodyText"/>
+      </w:pPr>
+      <w:r>
+        <w:t xml:space="preserve">5.Чтобы удалить зависший процесс, нужно найти его PID с помощью команд ps или top, а затем использовать команду kill. Если процесс не завершается обычным сигналом, используется kill -9. Примеры:</w:t>
+      </w:r>
+      <w:r>
+        <w:t xml:space="preserve"> </w:t>
+      </w:r>
+      <w:r>
+        <w:t xml:space="preserve">- ps aux | grep processname</w:t>
+      </w:r>
+      <w:r>
+        <w:t xml:space="preserve"> </w:t>
+      </w:r>
+      <w:r>
+        <w:t xml:space="preserve">- kill 1234 (где 1234 — PID процесса)</w:t>
+      </w:r>
+      <w:r>
+        <w:t xml:space="preserve"> </w:t>
+      </w:r>
+      <w:r>
+        <w:t xml:space="preserve">- kill -9 1234 (принудительное завершение)</w:t>
       </w:r>
     </w:p>
     <w:bookmarkEnd w:id="69"/>
@@ -1824,235 +1707,8 @@
       </w:pPr>
     </w:lvl>
   </w:abstractNum>
-  <w:abstractNum w:abstractNumId="99411">
-    <w:nsid w:val="00A99411"/>
-    <w:multiLevelType w:val="multilevel"/>
-    <w:lvl w:ilvl="0">
-      <w:start w:val="1"/>
-      <w:numFmt w:val="decimal"/>
-      <w:lvlText w:val="%1."/>
-      <w:lvlJc w:val="left"/>
-      <w:pPr>
-        <w:ind w:left="720" w:hanging="360"/>
-      </w:pPr>
-    </w:lvl>
-    <w:lvl w:ilvl="1">
-      <w:start w:val="1"/>
-      <w:numFmt w:val="decimal"/>
-      <w:lvlText w:val="%2."/>
-      <w:lvlJc w:val="left"/>
-      <w:pPr>
-        <w:ind w:left="1440" w:hanging="360"/>
-      </w:pPr>
-    </w:lvl>
-    <w:lvl w:ilvl="2">
-      <w:start w:val="1"/>
-      <w:numFmt w:val="decimal"/>
-      <w:lvlText w:val="%3."/>
-      <w:lvlJc w:val="left"/>
-      <w:pPr>
-        <w:ind w:left="2160" w:hanging="360"/>
-      </w:pPr>
-    </w:lvl>
-    <w:lvl w:ilvl="3">
-      <w:start w:val="1"/>
-      <w:numFmt w:val="decimal"/>
-      <w:lvlText w:val="%4."/>
-      <w:lvlJc w:val="left"/>
-      <w:pPr>
-        <w:ind w:left="2880" w:hanging="360"/>
-      </w:pPr>
-    </w:lvl>
-    <w:lvl w:ilvl="4">
-      <w:start w:val="1"/>
-      <w:numFmt w:val="decimal"/>
-      <w:lvlText w:val="%5."/>
-      <w:lvlJc w:val="left"/>
-      <w:pPr>
-        <w:ind w:left="3600" w:hanging="360"/>
-      </w:pPr>
-    </w:lvl>
-    <w:lvl w:ilvl="5">
-      <w:start w:val="1"/>
-      <w:numFmt w:val="decimal"/>
-      <w:lvlText w:val="%6."/>
-      <w:lvlJc w:val="left"/>
-      <w:pPr>
-        <w:ind w:left="4320" w:hanging="360"/>
-      </w:pPr>
-    </w:lvl>
-    <w:lvl w:ilvl="6">
-      <w:start w:val="1"/>
-      <w:numFmt w:val="decimal"/>
-      <w:lvlText w:val="%7."/>
-      <w:lvlJc w:val="left"/>
-      <w:pPr>
-        <w:ind w:left="5040" w:hanging="360"/>
-      </w:pPr>
-    </w:lvl>
-    <w:lvl w:ilvl="7">
-      <w:start w:val="1"/>
-      <w:numFmt w:val="decimal"/>
-      <w:lvlText w:val="%8."/>
-      <w:lvlJc w:val="left"/>
-      <w:pPr>
-        <w:ind w:left="5760" w:hanging="360"/>
-      </w:pPr>
-    </w:lvl>
-    <w:lvl w:ilvl="8">
-      <w:start w:val="1"/>
-      <w:numFmt w:val="decimal"/>
-      <w:lvlText w:val="%9."/>
-      <w:lvlJc w:val="left"/>
-      <w:pPr>
-        <w:ind w:left="6480" w:hanging="360"/>
-      </w:pPr>
-    </w:lvl>
-  </w:abstractNum>
-  <w:abstractNum w:abstractNumId="991">
-    <w:nsid w:val="0000A991"/>
-    <w:multiLevelType w:val="multilevel"/>
-    <w:lvl w:ilvl="0">
-      <w:numFmt w:val="bullet"/>
-      <w:lvlText w:val=""/>
-      <w:lvlJc w:val="left"/>
-      <w:pPr>
-        <w:ind w:left="720" w:hanging="360"/>
-      </w:pPr>
-      <w:rPr>
-        <w:rFonts w:ascii="Symbol" w:hAnsi="Symbol" w:cs="Symbol" w:hint="default"/>
-      </w:rPr>
-    </w:lvl>
-    <w:lvl w:ilvl="1">
-      <w:numFmt w:val="bullet"/>
-      <w:lvlText w:val="o"/>
-      <w:lvlJc w:val="left"/>
-      <w:pPr>
-        <w:ind w:left="1440" w:hanging="360"/>
-      </w:pPr>
-      <w:rPr>
-        <w:rFonts w:ascii="Courier New" w:hAnsi="Courier New" w:cs="Courier New" w:hint="default"/>
-      </w:rPr>
-    </w:lvl>
-    <w:lvl w:ilvl="2">
-      <w:numFmt w:val="bullet"/>
-      <w:lvlText w:val=""/>
-      <w:lvlJc w:val="left"/>
-      <w:pPr>
-        <w:ind w:left="2160" w:hanging="360"/>
-      </w:pPr>
-      <w:rPr>
-        <w:rFonts w:ascii="Wingdings" w:hAnsi="Wingdings" w:cs="Wingdings" w:hint="default"/>
-      </w:rPr>
-    </w:lvl>
-    <w:lvl w:ilvl="3">
-      <w:numFmt w:val="bullet"/>
-      <w:lvlText w:val=""/>
-      <w:lvlJc w:val="left"/>
-      <w:pPr>
-        <w:ind w:left="2880" w:hanging="360"/>
-      </w:pPr>
-      <w:rPr>
-        <w:rFonts w:ascii="Symbol" w:hAnsi="Symbol" w:cs="Symbol" w:hint="default"/>
-      </w:rPr>
-    </w:lvl>
-    <w:lvl w:ilvl="4">
-      <w:numFmt w:val="bullet"/>
-      <w:lvlText w:val="o"/>
-      <w:lvlJc w:val="left"/>
-      <w:pPr>
-        <w:ind w:left="3600" w:hanging="360"/>
-      </w:pPr>
-      <w:rPr>
-        <w:rFonts w:ascii="Courier New" w:hAnsi="Courier New" w:cs="Courier New" w:hint="default"/>
-      </w:rPr>
-    </w:lvl>
-    <w:lvl w:ilvl="5">
-      <w:numFmt w:val="bullet"/>
-      <w:lvlText w:val=""/>
-      <w:lvlJc w:val="left"/>
-      <w:pPr>
-        <w:ind w:left="4320" w:hanging="360"/>
-      </w:pPr>
-      <w:rPr>
-        <w:rFonts w:ascii="Wingdings" w:hAnsi="Wingdings" w:cs="Wingdings" w:hint="default"/>
-      </w:rPr>
-    </w:lvl>
-    <w:lvl w:ilvl="6">
-      <w:numFmt w:val="bullet"/>
-      <w:lvlText w:val=""/>
-      <w:lvlJc w:val="left"/>
-      <w:pPr>
-        <w:ind w:left="5040" w:hanging="360"/>
-      </w:pPr>
-      <w:rPr>
-        <w:rFonts w:ascii="Symbol" w:hAnsi="Symbol" w:cs="Symbol" w:hint="default"/>
-      </w:rPr>
-    </w:lvl>
-    <w:lvl w:ilvl="7">
-      <w:numFmt w:val="bullet"/>
-      <w:lvlText w:val="o"/>
-      <w:lvlJc w:val="left"/>
-      <w:pPr>
-        <w:ind w:left="5760" w:hanging="360"/>
-      </w:pPr>
-      <w:rPr>
-        <w:rFonts w:ascii="Courier New" w:hAnsi="Courier New" w:cs="Courier New" w:hint="default"/>
-      </w:rPr>
-    </w:lvl>
-    <w:lvl w:ilvl="8">
-      <w:numFmt w:val="bullet"/>
-      <w:lvlText w:val=""/>
-      <w:lvlJc w:val="left"/>
-      <w:pPr>
-        <w:ind w:left="6480" w:hanging="360"/>
-      </w:pPr>
-      <w:rPr>
-        <w:rFonts w:ascii="Wingdings" w:hAnsi="Wingdings" w:cs="Wingdings" w:hint="default"/>
-      </w:rPr>
-    </w:lvl>
-  </w:abstractNum>
   <w:num w:numId="1000">
     <w:abstractNumId w:val="990"/>
-  </w:num>
-  <w:num w:numId="1001">
-    <w:abstractNumId w:val="99411"/>
-    <w:lvlOverride w:ilvl="0">
-      <w:startOverride w:val="1"/>
-    </w:lvlOverride>
-    <w:lvlOverride w:ilvl="1">
-      <w:startOverride w:val="1"/>
-    </w:lvlOverride>
-    <w:lvlOverride w:ilvl="2">
-      <w:startOverride w:val="1"/>
-    </w:lvlOverride>
-    <w:lvlOverride w:ilvl="3">
-      <w:startOverride w:val="1"/>
-    </w:lvlOverride>
-    <w:lvlOverride w:ilvl="4">
-      <w:startOverride w:val="1"/>
-    </w:lvlOverride>
-    <w:lvlOverride w:ilvl="5">
-      <w:startOverride w:val="1"/>
-    </w:lvlOverride>
-    <w:lvlOverride w:ilvl="6">
-      <w:startOverride w:val="1"/>
-    </w:lvlOverride>
-    <w:lvlOverride w:ilvl="7">
-      <w:startOverride w:val="1"/>
-    </w:lvlOverride>
-    <w:lvlOverride w:ilvl="8">
-      <w:startOverride w:val="1"/>
-    </w:lvlOverride>
-  </w:num>
-  <w:num w:numId="1002">
-    <w:abstractNumId w:val="991"/>
-  </w:num>
-  <w:num w:numId="1003">
-    <w:abstractNumId w:val="991"/>
-  </w:num>
-  <w:num w:numId="1004">
-    <w:abstractNumId w:val="991"/>
   </w:num>
 </w:numbering>
 </file>
